--- a/resume/job-applications/faculty/rutgers-ece-lecturer-2026/04_Rutgers_Optional_Cover_Letter.docx
+++ b/resume/job-applications/faculty/rutgers-ece-lecturer-2026/04_Rutgers_Optional_Cover_Letter.docx
@@ -42,22 +42,40 @@
     </w:p>
     <w:p>
       <w:r>
-        <w:t>I am applying to the Electrical and Computer Engineering Lecturer pool for the 2026–2027 academic year (Posting 26FA0517). I earned my PhD in Electrical and Computer Engineering from the University of Oklahoma in 2025, with dissertation research in artificial intelligence and machine learning for wireless networks. My background combines university teaching in computer programming, communication systems, and wireless communication with engineering laboratory support, student mentoring, and applied telecommunications research.</w:t>
+        <w:t>I am writing to express my interest in the Electrical and Computer Engineering Lecturer pool for the 2026-2027 academic year (Posting 26FA0517). I hold a PhD in Electrical and Computer Engineering from the University of Oklahoma, with doctoral research focused on AI/ML for wireless networks. I bring university teaching experience, engineering laboratory instruction, student mentoring, and applied research in communication and networked systems.</w:t>
       </w:r>
     </w:p>
     <w:p>
       <w:r>
-        <w:t>As a Lecturer at the University of Lahore, I taught Computer Programming, Communication Systems, and Wireless Communication and advised student projects. At the University of Engineering and Technology, Taxila, I supported communications laboratories, course activities, assignments, and grading. I also mentored research and thesis students at COMSATS University Islamabad. Across these roles, I have emphasized clear conceptual explanations, carefully designed examples, practical experimentation, and formative feedback.</w:t>
+        <w:t xml:space="preserve">As a Lecturer at the University of Lahore, I taught </w:t>
+      </w:r>
+      <w:r>
+        <w:rPr>
+          <w:b/>
+        </w:rPr>
+        <w:t>Computer Programming, Communication Systems, and Wireless Communication</w:t>
+      </w:r>
+      <w:r>
+        <w:t>. I also supported communication laboratories and course assessment at the University of Engineering and Technology, Taxila, and mentored student research and thesis projects at COMSATS University Islamabad. My teaching emphasizes foundational concepts, worked examples, practical exercises, and clear feedback that helps students connect engineering theory to implementation.</w:t>
       </w:r>
     </w:p>
     <w:p>
       <w:r>
-        <w:t>My strongest instructional interests align with communication and computer networks, wireless systems, programming, and applied machine learning. Rutgers ECE's Computer and Communication Networks and Machine Learning for Engineers offerings are particularly relevant to my preparation. My doctoral work on wireless propagation modeling, network optimization, and resilient learning, together with research and engineering experience at AT&amp;T Labs, Futurewei, and AT&amp;T, provides examples for connecting classroom methods to real-world engineering challenges.</w:t>
+        <w:t xml:space="preserve">My principal interest is to contribute to courses aligned with this teaching background, particularly programming, communication systems, and wireless and computer networks. I would also be pleased to consider closely related courses in </w:t>
+      </w:r>
+      <w:r>
+        <w:rPr>
+          <w:b/>
+        </w:rPr>
+        <w:t>machine learning and data science for engineers</w:t>
+      </w:r>
+      <w:r>
+        <w:t>, supported by my doctoral research and technical work at AT&amp;T Labs, Futurewei, and AT&amp;T, with appropriate course preparation. These experiences would help me bring real-world applications into Rutgers ECE classrooms.</w:t>
       </w:r>
     </w:p>
     <w:p>
       <w:r>
-        <w:t>I would welcome the opportunity to contribute to Rutgers ECE's undergraduate or graduate course needs in areas aligned with my documented teaching and technical expertise. Thank you for considering my application.</w:t>
+        <w:t>Thank you for considering my application. I would welcome the opportunity to support undergraduate or graduate instruction in areas aligned with my teaching experience and expertise.</w:t>
       </w:r>
     </w:p>
     <w:p>
@@ -76,14 +94,6 @@
       </w:pPr>
       <w:r>
         <w:t>waseem.placements@outlook.com | waseemraza844@gmail.com | +1 732-803-9703</w:t>
-      </w:r>
-    </w:p>
-    <w:p>
-      <w:pPr>
-        <w:pStyle w:val="ApplicationNote"/>
-      </w:pPr>
-      <w:r>
-        <w:t>This cover letter is supplementary. Rutgers's official posting does not list it among required uploads.</w:t>
       </w:r>
     </w:p>
     <w:sectPr>

--- a/resume/job-applications/faculty/rutgers-ece-lecturer-2026/04_Rutgers_Optional_Cover_Letter.docx
+++ b/resume/job-applications/faculty/rutgers-ece-lecturer-2026/04_Rutgers_Optional_Cover_Letter.docx
@@ -42,12 +42,12 @@
     </w:p>
     <w:p>
       <w:r>
-        <w:t>I am writing to express my interest in the Electrical and Computer Engineering Lecturer pool for the 2026-2027 academic year (Posting 26FA0517). I hold a PhD in Electrical and Computer Engineering from the University of Oklahoma, with doctoral research focused on AI/ML for wireless networks. I bring university teaching experience, engineering laboratory instruction, student mentoring, and applied research in communication and networked systems.</w:t>
+        <w:t>I am pleased to apply for the Electrical and Computer Engineering Lecturer pool for the 2026–2027 academic year (Posting 26FA0517). I hold a PhD in Electrical and Computer Engineering from the University of Oklahoma, where my doctoral research focused on artificial intelligence and machine learning for wireless networks. I offer a combination of university-level teaching, broader tutoring experience, student mentoring, and industry research in telecommunications and data-driven engineering.</w:t>
       </w:r>
     </w:p>
     <w:p>
       <w:r>
-        <w:t xml:space="preserve">As a Lecturer at the University of Lahore, I taught </w:t>
+        <w:t xml:space="preserve">I have approximately seven years of combined teaching and tutoring experience across different educational levels. As a Lecturer at the University of Lahore, I taught </w:t>
       </w:r>
       <w:r>
         <w:rPr>
@@ -56,26 +56,36 @@
         <w:t>Computer Programming, Communication Systems, and Wireless Communication</w:t>
       </w:r>
       <w:r>
-        <w:t>. I also supported communication laboratories and course assessment at the University of Engineering and Technology, Taxila, and mentored student research and thesis projects at COMSATS University Islamabad. My teaching emphasizes foundational concepts, worked examples, practical exercises, and clear feedback that helps students connect engineering theory to implementation.</w:t>
+        <w:t>, developed instructional materials, and advised student projects. Separately from my university appointments, I have tutored students at the tenth- and twelfth-grade levels. Working with learners of different ages and levels of preparation has strengthened my ability to explain difficult concepts in accessible terms, identify gaps in foundational knowledge, and adapt instruction to students' needs. At the University of Engineering and Technology, Taxila, I also supported communications laboratories, assignments, and assessment, while at COMSATS University Islamabad I mentored students on research and thesis projects.</w:t>
       </w:r>
     </w:p>
     <w:p>
       <w:r>
-        <w:t xml:space="preserve">My principal interest is to contribute to courses aligned with this teaching background, particularly programming, communication systems, and wireless and computer networks. I would also be pleased to consider closely related courses in </w:t>
+        <w:t>My teaching approach combines clear conceptual foundations with worked examples, guided problem-solving, and practical exercises. For engineering students, I particularly value connecting mathematics and theory to programming, experiments, and realistic systems. I aim to create an environment in which students can ask questions, receive constructive feedback, and build confidence in explaining not just how a solution works but why it works.</w:t>
+      </w:r>
+    </w:p>
+    <w:p>
+      <w:r>
+        <w:t>My technical background would further strengthen this instruction. My doctoral research involved wireless-network simulation, machine learning, generative modeling, data-driven optimization, and robustness under changing network conditions. Through work with AT&amp;T Labs, Futurewei, and AT&amp;T, I have also applied Python-based analytics and machine learning to practical telecommunications problems. These experiences provide examples that can help students connect classroom concepts to engineering challenges in networking, communication systems, and intelligent technologies.</w:t>
+      </w:r>
+    </w:p>
+    <w:p>
+      <w:r>
+        <w:t xml:space="preserve">I would be especially interested in teaching courses related to programming, communication systems, and wireless or computer networks. I would also welcome opportunities to teach closely related courses in </w:t>
       </w:r>
       <w:r>
         <w:rPr>
           <w:b/>
         </w:rPr>
-        <w:t>machine learning and data science for engineers</w:t>
+        <w:t>AI/ML and data science for engineers</w:t>
       </w:r>
       <w:r>
-        <w:t>, supported by my doctoral research and technical work at AT&amp;T Labs, Futurewei, and AT&amp;T, with appropriate course preparation. These experiences would help me bring real-world applications into Rutgers ECE classrooms.</w:t>
+        <w:t>, where my research and professional experience provide a strong technical foundation. I would prepare such courses in alignment with Rutgers ECE's curriculum and instructional needs.</w:t>
       </w:r>
     </w:p>
     <w:p>
       <w:r>
-        <w:t>Thank you for considering my application. I would welcome the opportunity to support undergraduate or graduate instruction in areas aligned with my teaching experience and expertise.</w:t>
+        <w:t>Thank you for considering my application. I would welcome the opportunity to contribute to Rutgers ECE's undergraduate or graduate teaching and to support students through clear, practical, and engaging instruction.</w:t>
       </w:r>
     </w:p>
     <w:p>
